--- a/spa/docx/39.content.docx
+++ b/spa/docx/39.content.docx
@@ -229,13 +229,323 @@
           <w:vertAlign w:val="superscript"/>
           <w:lang w:val="es_ES" w:bidi="es_ES"/>
         </w:rPr>
+        <w:t>2-3</w:t>
+      </w:r>
+      <w:r>
+        <w:rPr>
+          <w:lang w:val="es_ES" w:bidi="es_ES"/>
+        </w:rPr>
+        <w:t xml:space="preserve"> —Yo los he amado —dice el Señor. Pero ustedes preguntan: —¿Cómo nos has amado? El Señor responde: —¿Acaso no era Esaú hermano de Jacob? Sin embargo, yo amé a Jacob al escogerlo, pero no escogí a Esaú. Convertí sus montañas en desolación y entregué su heredad a los chacales del desierto.</w:t>
+      </w:r>
+    </w:p>
+    <w:p>
+      <w:pPr/>
+      <w:r>
+        <w:rPr>
+          <w:lang w:val="es_ES" w:bidi="es_ES"/>
+        </w:rPr>
+      </w:r>
+      <w:r>
+        <w:rPr>
+          <w:vertAlign w:val="superscript"/>
+          <w:lang w:val="es_ES" w:bidi="es_ES"/>
+        </w:rPr>
+        <w:t>4</w:t>
+      </w:r>
+      <w:r>
+        <w:rPr>
+          <w:lang w:val="es_ES" w:bidi="es_ES"/>
+        </w:rPr>
+        <w:t xml:space="preserve"> Edom dice: —Nos han aplastado, pero reconstruiremos las ruinas. Esto responde el Señor Todopoderoso: —Ellos construirán, pero yo derribaré. Serán llamados territorio de maldad, pueblo contra el cual el Señor está indignado para siempre.</w:t>
+      </w:r>
+    </w:p>
+    <w:p>
+      <w:pPr/>
+      <w:r>
+        <w:rPr>
+          <w:lang w:val="es_ES" w:bidi="es_ES"/>
+        </w:rPr>
+      </w:r>
+      <w:r>
+        <w:rPr>
+          <w:vertAlign w:val="superscript"/>
+          <w:lang w:val="es_ES" w:bidi="es_ES"/>
+        </w:rPr>
+        <w:t>5</w:t>
+      </w:r>
+      <w:r>
+        <w:rPr>
+          <w:lang w:val="es_ES" w:bidi="es_ES"/>
+        </w:rPr>
+        <w:t xml:space="preserve"> Ustedes lo verán con sus propios ojos y dirán: “El Señor se ha engrandecido, incluso más allá de las fronteras de Israel”.</w:t>
+      </w:r>
+    </w:p>
+    <w:p>
+      <w:pPr/>
+      <w:r>
+        <w:rPr>
+          <w:lang w:val="es_ES" w:bidi="es_ES"/>
+        </w:rPr>
+      </w:r>
+      <w:r>
+        <w:rPr>
+          <w:vertAlign w:val="superscript"/>
+          <w:lang w:val="es_ES" w:bidi="es_ES"/>
+        </w:rPr>
+        <w:t>6</w:t>
+      </w:r>
+      <w:r>
+        <w:rPr>
+          <w:lang w:val="es_ES" w:bidi="es_ES"/>
+        </w:rPr>
+        <w:t xml:space="preserve"> El Señor Todopoderoso dice: —Un hijo honra a su padre y un siervo a su señor. Si yo soy Padre, ¿dónde está mi honra? Si yo soy Señor, ¿dónde está el temor que me deben? Ustedes, sacerdotes, desprecian mi nombre. Pero preguntan: —¿En qué hemos despreciado tu nombre?</w:t>
+      </w:r>
+    </w:p>
+    <w:p>
+      <w:pPr/>
+      <w:r>
+        <w:rPr>
+          <w:lang w:val="es_ES" w:bidi="es_ES"/>
+        </w:rPr>
+      </w:r>
+      <w:r>
+        <w:rPr>
+          <w:vertAlign w:val="superscript"/>
+          <w:lang w:val="es_ES" w:bidi="es_ES"/>
+        </w:rPr>
+        <w:t>7</w:t>
+      </w:r>
+      <w:r>
+        <w:rPr>
+          <w:lang w:val="es_ES" w:bidi="es_ES"/>
+        </w:rPr>
+        <w:t xml:space="preserve"> —Al ofrecer alimento contaminado sobre mi altar. Y aun así preguntan: —¿Cuándo te hemos ofrecido algo contaminado? —Cuando consideran la mesa del Señor como algo despreciable.</w:t>
+      </w:r>
+    </w:p>
+    <w:p>
+      <w:pPr/>
+      <w:r>
+        <w:rPr>
+          <w:lang w:val="es_ES" w:bidi="es_ES"/>
+        </w:rPr>
+      </w:r>
+      <w:r>
+        <w:rPr>
+          <w:vertAlign w:val="superscript"/>
+          <w:lang w:val="es_ES" w:bidi="es_ES"/>
+        </w:rPr>
+        <w:t>8</w:t>
+      </w:r>
+      <w:r>
+        <w:rPr>
+          <w:lang w:val="es_ES" w:bidi="es_ES"/>
+        </w:rPr>
+        <w:t xml:space="preserve"> Cuando ofrecen un animal ciego en sacrificio, ¿no es malo? Cuando ofrecen un animal cojo o enfermo, ¿no es malo? Prueben a ofrecérselo a su gobernador. ¿Acaso los recibirá con agrado? ¿Los tratará con favor?</w:t>
+      </w:r>
+    </w:p>
+    <w:p>
+      <w:pPr/>
+      <w:r>
+        <w:rPr>
+          <w:lang w:val="es_ES" w:bidi="es_ES"/>
+        </w:rPr>
+      </w:r>
+      <w:r>
+        <w:rPr>
+          <w:vertAlign w:val="superscript"/>
+          <w:lang w:val="es_ES" w:bidi="es_ES"/>
+        </w:rPr>
+        <w:t>9</w:t>
+      </w:r>
+      <w:r>
+        <w:rPr>
+          <w:lang w:val="es_ES" w:bidi="es_ES"/>
+        </w:rPr>
+        <w:t xml:space="preserve"> Pídanle a Dios que tenga misericordia. Pero ¿cómo va a recibirlos con favor si le ofrecen cosas así?</w:t>
+      </w:r>
+    </w:p>
+    <w:p>
+      <w:pPr/>
+      <w:r>
+        <w:rPr>
+          <w:lang w:val="es_ES" w:bidi="es_ES"/>
+        </w:rPr>
+      </w:r>
+      <w:r>
+        <w:rPr>
+          <w:vertAlign w:val="superscript"/>
+          <w:lang w:val="es_ES" w:bidi="es_ES"/>
+        </w:rPr>
+        <w:t>10</w:t>
+      </w:r>
+      <w:r>
+        <w:rPr>
+          <w:lang w:val="es_ES" w:bidi="es_ES"/>
+        </w:rPr>
+        <w:t xml:space="preserve"> ¡Ojalá alguno de ustedes cerrara las puertas del templo para que no encendieran fuego inútilmente en mi altar! No estoy complacido con ustedes y no aceptaré más ofrendas de sus manos.</w:t>
+      </w:r>
+    </w:p>
+    <w:p>
+      <w:pPr/>
+      <w:r>
+        <w:rPr>
+          <w:lang w:val="es_ES" w:bidi="es_ES"/>
+        </w:rPr>
+      </w:r>
+      <w:r>
+        <w:rPr>
+          <w:vertAlign w:val="superscript"/>
+          <w:lang w:val="es_ES" w:bidi="es_ES"/>
+        </w:rPr>
+        <w:t>11</w:t>
+      </w:r>
+      <w:r>
+        <w:rPr>
+          <w:lang w:val="es_ES" w:bidi="es_ES"/>
+        </w:rPr>
+        <w:t xml:space="preserve"> Mi nombre será grande entre las naciones, desde donde sale el sol hasta donde se pone. En todo lugar se ofrecerá incienso y ofrendas puras a mi nombre, porque grande será mi nombre entre las naciones.</w:t>
+      </w:r>
+    </w:p>
+    <w:p>
+      <w:pPr/>
+      <w:r>
+        <w:rPr>
+          <w:lang w:val="es_ES" w:bidi="es_ES"/>
+        </w:rPr>
+      </w:r>
+      <w:r>
+        <w:rPr>
+          <w:vertAlign w:val="superscript"/>
+          <w:lang w:val="es_ES" w:bidi="es_ES"/>
+        </w:rPr>
+        <w:t>12</w:t>
+      </w:r>
+      <w:r>
+        <w:rPr>
+          <w:lang w:val="es_ES" w:bidi="es_ES"/>
+        </w:rPr>
+        <w:t xml:space="preserve"> Pero ustedes lo profanan cuando dicen que la mesa del Señor es algo despreciable y que su alimento no tiene ningún valor.</w:t>
+      </w:r>
+    </w:p>
+    <w:p>
+      <w:pPr/>
+      <w:r>
+        <w:rPr>
+          <w:lang w:val="es_ES" w:bidi="es_ES"/>
+        </w:rPr>
+      </w:r>
+      <w:r>
+        <w:rPr>
+          <w:vertAlign w:val="superscript"/>
+          <w:lang w:val="es_ES" w:bidi="es_ES"/>
+        </w:rPr>
+        <w:t>13</w:t>
+      </w:r>
+      <w:r>
+        <w:rPr>
+          <w:lang w:val="es_ES" w:bidi="es_ES"/>
+        </w:rPr>
+        <w:t xml:space="preserve"> Ustedes dicen: "¡Qué fastidio!”, y desprecian mi altar. Traen animales robados, cojos o enfermos, y los presentan como ofrenda. ¿Creen que voy a aceptar eso de sus manos?</w:t>
+      </w:r>
+    </w:p>
+    <w:p>
+      <w:pPr/>
+      <w:r>
+        <w:rPr>
+          <w:lang w:val="es_ES" w:bidi="es_ES"/>
+        </w:rPr>
+      </w:r>
+      <w:r>
+        <w:rPr>
+          <w:vertAlign w:val="superscript"/>
+          <w:lang w:val="es_ES" w:bidi="es_ES"/>
+        </w:rPr>
+        <w:t>14</w:t>
+      </w:r>
+      <w:r>
+        <w:rPr>
+          <w:lang w:val="es_ES" w:bidi="es_ES"/>
+        </w:rPr>
+        <w:t xml:space="preserve"> Maldito sea el tramposo que tiene un animal sano en su rebaño y promete sacrificarlo, pero luego ofrece uno defectuoso al Señor. Yo soy el gran Rey y mi nombre es temido entre las naciones. Lo digo yo, el Señor Todopoderoso.</w:t>
+      </w:r>
+    </w:p>
+    <w:p>
+      <w:pPr>
+        <w:pStyle w:val="Heading2"/>
+      </w:pPr>
+      <w:r>
+        <w:rPr>
+          <w:lang w:val="es_ES" w:bidi="es_ES"/>
+        </w:rPr>
+        <w:t>Malaquías 2:1</w:t>
+      </w:r>
+      <w:r>
+        <w:rPr>
+          <w:lang w:val="es_ES" w:bidi="es_ES"/>
+        </w:rPr>
+      </w:r>
+    </w:p>
+    <w:p>
+      <w:pPr/>
+      <w:r>
+        <w:rPr>
+          <w:lang w:val="es_ES" w:bidi="es_ES"/>
+        </w:rPr>
+      </w:r>
+      <w:r>
+        <w:rPr>
+          <w:vertAlign w:val="superscript"/>
+          <w:lang w:val="es_ES" w:bidi="es_ES"/>
+        </w:rPr>
+        <w:t>1</w:t>
+      </w:r>
+      <w:r>
+        <w:rPr>
+          <w:lang w:val="es_ES" w:bidi="es_ES"/>
+        </w:rPr>
+        <w:t xml:space="preserve"> »Ahora, sacerdotes, esta advertencia es para ustedes.</w:t>
+      </w:r>
+    </w:p>
+    <w:p>
+      <w:pPr/>
+      <w:r>
+        <w:rPr>
+          <w:lang w:val="es_ES" w:bidi="es_ES"/>
+        </w:rPr>
+      </w:r>
+      <w:r>
+        <w:rPr>
+          <w:vertAlign w:val="superscript"/>
+          <w:lang w:val="es_ES" w:bidi="es_ES"/>
+        </w:rPr>
+        <w:t>2</w:t>
+      </w:r>
+      <w:r>
+        <w:rPr>
+          <w:lang w:val="es_ES" w:bidi="es_ES"/>
+        </w:rPr>
+        <w:t xml:space="preserve"> Si no me escuchan ni se comprometen de corazón a honrar mi nombre, enviaré una maldición sobre ustedes y maldeciré sus bendiciones. De hecho, ya las he maldecido, porque ustedes no se lo toman en serio. Lo digo yo, el Señor Todopoderoso.</w:t>
+      </w:r>
+    </w:p>
+    <w:p>
+      <w:pPr/>
+      <w:r>
+        <w:rPr>
+          <w:lang w:val="es_ES" w:bidi="es_ES"/>
+        </w:rPr>
+      </w:r>
+      <w:r>
+        <w:rPr>
+          <w:vertAlign w:val="superscript"/>
+          <w:lang w:val="es_ES" w:bidi="es_ES"/>
+        </w:rPr>
         <w:t>3</w:t>
       </w:r>
       <w:r>
         <w:rPr>
           <w:lang w:val="es_ES" w:bidi="es_ES"/>
         </w:rPr>
-        <w:t xml:space="preserve"> —Yo los he amado —dice el Señor.Pero ustedes preguntan:—¿Cómo nos has amado?El Señor responde:—¿Acaso no era Esaú hermano de Jacob? Sin embargo, yo amé a Jacob al escogerlo, pero no escogí a Esaú. Convertí sus montañas en desolación y entregué su heredad a los chacales del desierto.</w:t>
+        <w:t xml:space="preserve"> »Por eso voy a reprender a sus descendientes y les arrojaré a la cara el estiércol de sus sacrificios. Serán arrojados junto con él.</w:t>
       </w:r>
     </w:p>
     <w:p>
@@ -256,7 +566,7 @@
         <w:rPr>
           <w:lang w:val="es_ES" w:bidi="es_ES"/>
         </w:rPr>
-        <w:t xml:space="preserve"> Edom dice:—Nos han aplastado, pero reconstruiremos las ruinas.Esto responde el Señor Todopoderoso:—Ellos construirán, pero yo derribaré. Serán llamados territorio de maldad, pueblo contra el cual el Señor está indignado para siempre.</w:t>
+        <w:t xml:space="preserve"> Entonces sabrán que les he dado esta advertencia para que mi pacto con Leví continúe.</w:t>
       </w:r>
     </w:p>
     <w:p>
@@ -277,7 +587,7 @@
         <w:rPr>
           <w:lang w:val="es_ES" w:bidi="es_ES"/>
         </w:rPr>
-        <w:t xml:space="preserve"> Ustedes lo verán con sus propios ojos y dirán: "El Señor se ha engrandecido, incluso más allá de las fronteras de Israel".</w:t>
+        <w:t xml:space="preserve"> Mi pacto con él era de vida y paz, y eso le di. Él me honró y sintió temor reverente ante mi nombre.</w:t>
       </w:r>
     </w:p>
     <w:p>
@@ -298,7 +608,7 @@
         <w:rPr>
           <w:lang w:val="es_ES" w:bidi="es_ES"/>
         </w:rPr>
-        <w:t xml:space="preserve"> El Señor Todopoderoso dice:—Un hijo honra a su padre y un siervo a su señor. Si yo soy Padre, ¿dónde está mi honra? Si yo soy Señor, ¿dónde está el temor que me deben? Ustedes, sacerdotes, desprecian mi nombre.Pero preguntan:—¿En qué hemos despreciado tu nombre?</w:t>
+        <w:t xml:space="preserve"> Enseñó la verdad que recibió de mí y nunca mintió. Vivió en paz conmigo y con rectitud, y apartó a muchos del pecado.</w:t>
       </w:r>
     </w:p>
     <w:p>
@@ -319,7 +629,7 @@
         <w:rPr>
           <w:lang w:val="es_ES" w:bidi="es_ES"/>
         </w:rPr>
-        <w:t xml:space="preserve"> —Al ofrecer alimento contaminado sobre mi altar.Y aun así preguntan:—¿Cuándo te hemos ofrecido algo contaminado?—Cuando consideran la mesa del Señor como algo despreciable.</w:t>
+        <w:t xml:space="preserve"> »Los sacerdotes deben enseñar al pueblo mi ley, porque ellos son mensajeros del Señor Todopoderoso. El pueblo busca instrucción en sus labios.</w:t>
       </w:r>
     </w:p>
     <w:p>
@@ -340,7 +650,7 @@
         <w:rPr>
           <w:lang w:val="es_ES" w:bidi="es_ES"/>
         </w:rPr>
-        <w:t xml:space="preserve"> Cuando ofrecen un animal ciego en sacrificio, ¿no es malo? Cuando ofrecen un animal cojo o enfermo, ¿no es malo? Prueben a ofrecérselo a su gobernador. ¿Acaso los recibirá con agrado? ¿Los tratará con favor?</w:t>
+        <w:t xml:space="preserve"> Pero ustedes se han apartado del camino. Con su enseñanza han hecho tropezar a muchos. Han violado el pacto con Leví.</w:t>
       </w:r>
     </w:p>
     <w:p>
@@ -361,7 +671,7 @@
         <w:rPr>
           <w:lang w:val="es_ES" w:bidi="es_ES"/>
         </w:rPr>
-        <w:t xml:space="preserve"> Pídanle a Dios que tenga misericordia. Pero, ¿cómo va a recibirlos con favor si le ofrecen cosas así?</w:t>
+        <w:t xml:space="preserve"> Por eso yo los he hecho despreciables ante todo el pueblo, porque ustedes no siguen mis caminos ni aplican la ley con imparcialidad.</w:t>
       </w:r>
     </w:p>
     <w:p>
@@ -382,7 +692,7 @@
         <w:rPr>
           <w:lang w:val="es_ES" w:bidi="es_ES"/>
         </w:rPr>
-        <w:t xml:space="preserve"> ¡Ojalá alguno de ustedes cerrara las puertas del templo para que no encendieran fuego inútilmente en mi altar! No estoy complacido con ustedes y no aceptaré más ofrendas de sus manos.</w:t>
+        <w:t xml:space="preserve"> ¿No tenemos todos el mismo Padre? ¿No nos creó un solo Dios? ¿Por qué, entonces, nos traicionamos unos a otros y profanamos el pacto de nuestros antepasados?</w:t>
       </w:r>
     </w:p>
     <w:p>
@@ -403,7 +713,7 @@
         <w:rPr>
           <w:lang w:val="es_ES" w:bidi="es_ES"/>
         </w:rPr>
-        <w:t xml:space="preserve"> Mi nombre será grande entre las naciones, desde donde sale el sol hasta donde se pone. En todo lugar se ofrecerá incienso y ofrendas puras a mi nombre, porque grande será mi nombre entre las naciones.</w:t>
+        <w:t xml:space="preserve"> Judá ha sido infiel. Se ha cometido una abominación en Israel y en Jerusalén. Al casarse con mujeres que adoran dioses extranjeros, Judá ha profanado el santuario que el Señor ama.</w:t>
       </w:r>
     </w:p>
     <w:p>
@@ -424,7 +734,7 @@
         <w:rPr>
           <w:lang w:val="es_ES" w:bidi="es_ES"/>
         </w:rPr>
-        <w:t xml:space="preserve"> Pero ustedes lo profanan cuando dicen que la mesa del Señor es algo despreciable y que su alimento no tiene ningún valor.</w:t>
+        <w:t xml:space="preserve"> Que el Señor Todopoderoso excluya de su pueblo a todo el que haga esto, aunque presente ofrendas.</w:t>
       </w:r>
     </w:p>
     <w:p>
@@ -445,7 +755,7 @@
         <w:rPr>
           <w:lang w:val="es_ES" w:bidi="es_ES"/>
         </w:rPr>
-        <w:t xml:space="preserve"> Ustedes dicen: "¡Qué fastidio!", y desprecian mi altar. Traen animales robados, cojos o enfermos, y los presentan como ofrenda. ¿Creen que voy a aceptar eso de sus manos?</w:t>
+        <w:t xml:space="preserve"> Además, cubren el altar del Señor con lágrimas, llorando y lamentándose porque él ya no presta atención a sus ofrendas ni las acepta con agrado.</w:t>
       </w:r>
     </w:p>
     <w:p>
@@ -466,7 +776,70 @@
         <w:rPr>
           <w:lang w:val="es_ES" w:bidi="es_ES"/>
         </w:rPr>
-        <w:t xml:space="preserve"> Maldito sea el tramposo que tiene un animal sano en su rebaño y promete sacrificarlo, pero luego ofrece uno defectuoso al Señor. Yo soy el gran Rey y mi nombre es temido entre las naciones. Lo digo yo, el Señor Todopoderoso.</w:t>
+        <w:t xml:space="preserve"> Ustedes se preguntan por qué no acepta sus ofrendas. La respuesta es porque el Señor actúa como testigo entre tú y la esposa de tu juventud. Tú la has traicionado, aunque ella es tu compañera y la esposa de tu pacto.</w:t>
+      </w:r>
+    </w:p>
+    <w:p>
+      <w:pPr/>
+      <w:r>
+        <w:rPr>
+          <w:lang w:val="es_ES" w:bidi="es_ES"/>
+        </w:rPr>
+      </w:r>
+      <w:r>
+        <w:rPr>
+          <w:vertAlign w:val="superscript"/>
+          <w:lang w:val="es_ES" w:bidi="es_ES"/>
+        </w:rPr>
+        <w:t>15</w:t>
+      </w:r>
+      <w:r>
+        <w:rPr>
+          <w:lang w:val="es_ES" w:bidi="es_ES"/>
+        </w:rPr>
+        <w:t xml:space="preserve"> ¿Acaso no hizo Dios de los 2 uno solo, en cuerpo y en espíritu? ¿Y por qué uno solo? Porque él buscaba descendencia que le agradara. Por eso, cuídense en su espíritu y no traicionen a la esposa de su juventud.</w:t>
+      </w:r>
+    </w:p>
+    <w:p>
+      <w:pPr/>
+      <w:r>
+        <w:rPr>
+          <w:lang w:val="es_ES" w:bidi="es_ES"/>
+        </w:rPr>
+      </w:r>
+      <w:r>
+        <w:rPr>
+          <w:vertAlign w:val="superscript"/>
+          <w:lang w:val="es_ES" w:bidi="es_ES"/>
+        </w:rPr>
+        <w:t>16</w:t>
+      </w:r>
+      <w:r>
+        <w:rPr>
+          <w:lang w:val="es_ES" w:bidi="es_ES"/>
+        </w:rPr>
+        <w:t xml:space="preserve"> El Señor, Dios de Israel, dice: —Aborrezco al que se divorcia de su esposa, porque cubre de violencia su ropa. Por tanto, cuídense y no sean traidores.</w:t>
+      </w:r>
+    </w:p>
+    <w:p>
+      <w:pPr/>
+      <w:r>
+        <w:rPr>
+          <w:lang w:val="es_ES" w:bidi="es_ES"/>
+        </w:rPr>
+      </w:r>
+      <w:r>
+        <w:rPr>
+          <w:vertAlign w:val="superscript"/>
+          <w:lang w:val="es_ES" w:bidi="es_ES"/>
+        </w:rPr>
+        <w:t>17</w:t>
+      </w:r>
+      <w:r>
+        <w:rPr>
+          <w:lang w:val="es_ES" w:bidi="es_ES"/>
+        </w:rPr>
+        <w:t xml:space="preserve"> Ustedes han cansado al Señor con sus palabras. Y aun así preguntan: —¿Cómo lo hemos cansado? Lo han cansado al decir que todo el que hace el mal agrada al Señor y que él se complace en ellos, o al preguntar: —¿Dónde está el Dios de justicia?</w:t>
       </w:r>
     </w:p>
     <w:p>
@@ -477,7 +850,7 @@
         <w:rPr>
           <w:lang w:val="es_ES" w:bidi="es_ES"/>
         </w:rPr>
-        <w:t>Malaquías 2:1</w:t>
+        <w:t>Malaquías 3:1</w:t>
       </w:r>
       <w:r>
         <w:rPr>
@@ -503,7 +876,7 @@
         <w:rPr>
           <w:lang w:val="es_ES" w:bidi="es_ES"/>
         </w:rPr>
-        <w:t xml:space="preserve"> »Ahora, sacerdotes, esta advertencia es para ustedes.</w:t>
+        <w:t xml:space="preserve"> Dice el Señor Todopoderoso: —Miren, yo envío a mi mensajero para que prepare el camino delante de mí. De pronto vendrá a su templo el Señor a quien ustedes buscan, el mensajero del pacto que ustedes desean.</w:t>
       </w:r>
     </w:p>
     <w:p>
@@ -524,7 +897,7 @@
         <w:rPr>
           <w:lang w:val="es_ES" w:bidi="es_ES"/>
         </w:rPr>
-        <w:t xml:space="preserve"> Si no me escuchan ni se comprometen de corazón a honrar mi nombre, enviaré una maldición sobre ustedes y maldeciré sus bendiciones. De hecho, ya las he maldecido, porque ustedes no se lo toman en serio. Lo digo yo, el Señor Todopoderoso.</w:t>
+        <w:t xml:space="preserve"> Pero ¿quién podrá resistir el día de su venida? ¿Quién podrá mantenerse en pie cuando aparezca? Será como fuego purificador, como jabón de lavandero.</w:t>
       </w:r>
     </w:p>
     <w:p>
@@ -545,7 +918,7 @@
         <w:rPr>
           <w:lang w:val="es_ES" w:bidi="es_ES"/>
         </w:rPr>
-        <w:t xml:space="preserve"> »Por eso voy a reprender a sus descendientes y les arrojaré a la cara el estiércol de sus sacrificios. Serán arrojados junto con él.</w:t>
+        <w:t xml:space="preserve"> Se sentará como quien refina y purifica la plata. Purificará a los levitas y los refinará como se refinan el oro y la plata, para que presenten al Señor ofrendas con rectitud.</w:t>
       </w:r>
     </w:p>
     <w:p>
@@ -566,7 +939,7 @@
         <w:rPr>
           <w:lang w:val="es_ES" w:bidi="es_ES"/>
         </w:rPr>
-        <w:t xml:space="preserve"> Entonces sabrán que les he dado esta advertencia para que mi pacto con Leví continúe.</w:t>
+        <w:t xml:space="preserve"> Entonces las ofrendas de Judá y Jerusalén serán agradables al Señor, como en los días antiguos, como en los años pasados.</w:t>
       </w:r>
     </w:p>
     <w:p>
@@ -587,7 +960,7 @@
         <w:rPr>
           <w:lang w:val="es_ES" w:bidi="es_ES"/>
         </w:rPr>
-        <w:t xml:space="preserve"> Mi pacto con él era de vida y paz, y eso le di. Él me honró y sintió temor reverente ante mi nombre.</w:t>
+        <w:t xml:space="preserve"> Dice el Señor Todopoderoso: —Me acercaré a ustedes para juzgarlos. Seré testigo dispuesto contra los hechiceros, contra los adúlteros, contra los que juran en falso y contra los que explotan al obrero. Testigo seré contra los que oprimen a la viuda y al huérfano y contra los que niegan justicia al extranjero y no me temen.</w:t>
       </w:r>
     </w:p>
     <w:p>
@@ -608,7 +981,7 @@
         <w:rPr>
           <w:lang w:val="es_ES" w:bidi="es_ES"/>
         </w:rPr>
-        <w:t xml:space="preserve"> Enseñó la verdad que recibió de mí y nunca mintió. Vivió en paz conmigo y con rectitud, y apartó a muchos del pecado.</w:t>
+        <w:t xml:space="preserve"> Yo, el Señor, no cambio. Por eso ustedes, descendientes de Jacob, no han sido destruidos.</w:t>
       </w:r>
     </w:p>
     <w:p>
@@ -629,7 +1002,7 @@
         <w:rPr>
           <w:lang w:val="es_ES" w:bidi="es_ES"/>
         </w:rPr>
-        <w:t xml:space="preserve"> »Los sacerdotes deben enseñar al pueblo mi ley, porque ellos son mensajeros del Señor Todopoderoso. El pueblo busca instrucción en sus labios.</w:t>
+        <w:t xml:space="preserve"> Dice el Señor Todopoderoso: —Desde los días de sus antepasados se han apartado de mis leyes y no las han guardado. Vuélvanse a mí y yo me volveré a ustedes. Aun así, preguntan: —¿En qué debemos volvernos?</w:t>
       </w:r>
     </w:p>
     <w:p>
@@ -650,7 +1023,7 @@
         <w:rPr>
           <w:lang w:val="es_ES" w:bidi="es_ES"/>
         </w:rPr>
-        <w:t xml:space="preserve"> Pero ustedes se han apartado del camino. Con su enseñanza han hecho tropezar a muchos. Han violado el pacto con Leví.</w:t>
+        <w:t xml:space="preserve"> —¿Puede un ser humano robar a Dios? Sin embargo, ustedes me están robando. Y preguntan: —¿En qué te hemos robado? —En los diezmos y en las ofrendas.</w:t>
       </w:r>
     </w:p>
     <w:p>
@@ -671,7 +1044,7 @@
         <w:rPr>
           <w:lang w:val="es_ES" w:bidi="es_ES"/>
         </w:rPr>
-        <w:t xml:space="preserve"> Por eso yo los he hecho despreciables ante todo el pueblo, porque ustedes no siguen mis caminos ni aplican la ley con imparcialidad.</w:t>
+        <w:t xml:space="preserve"> Toda la nación está bajo maldición, porque todos ustedes me están robando.</w:t>
       </w:r>
     </w:p>
     <w:p>
@@ -692,7 +1065,7 @@
         <w:rPr>
           <w:lang w:val="es_ES" w:bidi="es_ES"/>
         </w:rPr>
-        <w:t xml:space="preserve"> ¿No tenemos todos el mismo Padre? ¿No nos creó un solo Dios? ¿Por qué, entonces, nos traicionamos unos a otros y profanamos el pacto de nuestros antepasados?</w:t>
+        <w:t xml:space="preserve"> Traigan todos los diezmos al almacén del templo para que haya alimento en mi casa. Pruébenme en esto. Verán cómo abro las compuertas del cielo y derramo sobre ustedes bendición en abundancia.</w:t>
       </w:r>
     </w:p>
     <w:p>
@@ -713,7 +1086,7 @@
         <w:rPr>
           <w:lang w:val="es_ES" w:bidi="es_ES"/>
         </w:rPr>
-        <w:t xml:space="preserve"> Judá ha sido infiel. Se ha cometido una abominación en Israel y en Jerusalén. Al casarse con mujeres que adoran dioses extranjeros, Judá ha profanado el santuario que el Señor ama.</w:t>
+        <w:t xml:space="preserve"> Reprenderé al devorador para que no destruya sus cosechas, y las vides en el campo no perderán su fruto.</w:t>
       </w:r>
     </w:p>
     <w:p>
@@ -734,7 +1107,7 @@
         <w:rPr>
           <w:lang w:val="es_ES" w:bidi="es_ES"/>
         </w:rPr>
-        <w:t xml:space="preserve"> Que el Señor Todopoderoso excluya de su pueblo a todo el que haga esto, aunque presente ofrendas.</w:t>
+        <w:t xml:space="preserve"> Todas las naciones los llamarán dichosos, porque su tierra será una tierra de delicias.</w:t>
       </w:r>
     </w:p>
     <w:p>
@@ -755,7 +1128,7 @@
         <w:rPr>
           <w:lang w:val="es_ES" w:bidi="es_ES"/>
         </w:rPr>
-        <w:t xml:space="preserve"> Además, cubren el altar del Señor con lágrimas, llorando y lamentándose porque él ya no presta atención a sus ofrendas ni las acepta con agrado.</w:t>
+        <w:t xml:space="preserve"> El Señor dice: —Ustedes han dicho cosas duras contra mí. Y aun así preguntan: —¿Qué hemos dicho contra ti?</w:t>
       </w:r>
     </w:p>
     <w:p>
@@ -776,7 +1149,7 @@
         <w:rPr>
           <w:lang w:val="es_ES" w:bidi="es_ES"/>
         </w:rPr>
-        <w:t xml:space="preserve"> Ustedes se preguntan por qué no acepta sus ofrendas. La respuesta es porque el Señor actúa como testigo entre tú y la esposa de tu juventud. Tú la has traicionado, aunque ella es tu compañera y la esposa de tu pacto.</w:t>
+        <w:t xml:space="preserve"> Ustedes han dicho: —No vale la pena servir a Dios. ¿Qué ganamos con cumplir sus mandatos y andar de luto delante del Señor Todopoderoso?</w:t>
       </w:r>
     </w:p>
     <w:p>
@@ -797,7 +1170,7 @@
         <w:rPr>
           <w:lang w:val="es_ES" w:bidi="es_ES"/>
         </w:rPr>
-        <w:t xml:space="preserve"> ¿Acaso no hizo Dios de los 2 uno solo, en cuerpo y en espíritu? ¿Y por qué uno solo? Porque él buscaba descendencia que le agradara. Por eso, cuídense en su espíritu y no traicionen a la esposa de su juventud.</w:t>
+        <w:t xml:space="preserve"> Por eso decimos que los arrogantes son dichosos, que los que hacen el mal prosperan y los que desafían a Dios salen bien librados.</w:t>
       </w:r>
     </w:p>
     <w:p>
@@ -818,7 +1191,7 @@
         <w:rPr>
           <w:lang w:val="es_ES" w:bidi="es_ES"/>
         </w:rPr>
-        <w:t xml:space="preserve"> El Señor, Dios de Israel, dice:—Aborrezco al que se divorcia de su esposa, porque cubre de violencia su ropa.Por tanto, cuídense y no sean traidores.</w:t>
+        <w:t xml:space="preserve"> Entonces los que temían al Señor hablaron entre ellos. El Señor escuchó y prestó atención. Se escribió un libro de memorias en su presencia para los que temen al Señor y honran su nombre.</w:t>
       </w:r>
     </w:p>
     <w:p>
@@ -839,380 +1212,7 @@
         <w:rPr>
           <w:lang w:val="es_ES" w:bidi="es_ES"/>
         </w:rPr>
-        <w:t xml:space="preserve"> Ustedes han cansado al Señor con sus palabras. Y aun así preguntan:—¿Cómo lo hemos cansado?Lo han cansado al decir que todo el que hace el mal agrada al Señor y que él se complace en ellos, o al preguntar: —¿Dónde está el Dios de justicia?</w:t>
-      </w:r>
-    </w:p>
-    <w:p>
-      <w:pPr>
-        <w:pStyle w:val="Heading2"/>
-      </w:pPr>
-      <w:r>
-        <w:rPr>
-          <w:lang w:val="es_ES" w:bidi="es_ES"/>
-        </w:rPr>
-        <w:t>Malaquías 3:1</w:t>
-      </w:r>
-      <w:r>
-        <w:rPr>
-          <w:lang w:val="es_ES" w:bidi="es_ES"/>
-        </w:rPr>
-      </w:r>
-    </w:p>
-    <w:p>
-      <w:pPr/>
-      <w:r>
-        <w:rPr>
-          <w:lang w:val="es_ES" w:bidi="es_ES"/>
-        </w:rPr>
-      </w:r>
-      <w:r>
-        <w:rPr>
-          <w:vertAlign w:val="superscript"/>
-          <w:lang w:val="es_ES" w:bidi="es_ES"/>
-        </w:rPr>
-        <w:t>1</w:t>
-      </w:r>
-      <w:r>
-        <w:rPr>
-          <w:lang w:val="es_ES" w:bidi="es_ES"/>
-        </w:rPr>
-        <w:t xml:space="preserve"> Dice el Señor Todopoderoso:—Miren, yo envío a mi mensajero para que prepare el camino delante de mí. De pronto vendrá a su templo el Señor a quien ustedes buscan, el mensajero del pacto que ustedes desean.</w:t>
-      </w:r>
-    </w:p>
-    <w:p>
-      <w:pPr/>
-      <w:r>
-        <w:rPr>
-          <w:lang w:val="es_ES" w:bidi="es_ES"/>
-        </w:rPr>
-      </w:r>
-      <w:r>
-        <w:rPr>
-          <w:vertAlign w:val="superscript"/>
-          <w:lang w:val="es_ES" w:bidi="es_ES"/>
-        </w:rPr>
-        <w:t>2</w:t>
-      </w:r>
-      <w:r>
-        <w:rPr>
-          <w:lang w:val="es_ES" w:bidi="es_ES"/>
-        </w:rPr>
-        <w:t xml:space="preserve"> Pero ¿quién podrá resistir el día de su venida? ¿Quién podrá mantenerse en pie cuando aparezca? Será como fuego purificador, como jabón de lavandero.</w:t>
-      </w:r>
-    </w:p>
-    <w:p>
-      <w:pPr/>
-      <w:r>
-        <w:rPr>
-          <w:lang w:val="es_ES" w:bidi="es_ES"/>
-        </w:rPr>
-      </w:r>
-      <w:r>
-        <w:rPr>
-          <w:vertAlign w:val="superscript"/>
-          <w:lang w:val="es_ES" w:bidi="es_ES"/>
-        </w:rPr>
-        <w:t>3</w:t>
-      </w:r>
-      <w:r>
-        <w:rPr>
-          <w:lang w:val="es_ES" w:bidi="es_ES"/>
-        </w:rPr>
-        <w:t xml:space="preserve"> Se sentará como quien refina y purifica la plata. Purificará a los levitas y los refinará como se refinan el oro y la plata, para que presenten al Señor ofrendas con rectitud.</w:t>
-      </w:r>
-    </w:p>
-    <w:p>
-      <w:pPr/>
-      <w:r>
-        <w:rPr>
-          <w:lang w:val="es_ES" w:bidi="es_ES"/>
-        </w:rPr>
-      </w:r>
-      <w:r>
-        <w:rPr>
-          <w:vertAlign w:val="superscript"/>
-          <w:lang w:val="es_ES" w:bidi="es_ES"/>
-        </w:rPr>
-        <w:t>4</w:t>
-      </w:r>
-      <w:r>
-        <w:rPr>
-          <w:lang w:val="es_ES" w:bidi="es_ES"/>
-        </w:rPr>
-        <w:t xml:space="preserve"> Entonces las ofrendas de Judá y Jerusalén serán agradables al Señor, como en los días antiguos, como en los años pasados.</w:t>
-      </w:r>
-    </w:p>
-    <w:p>
-      <w:pPr/>
-      <w:r>
-        <w:rPr>
-          <w:lang w:val="es_ES" w:bidi="es_ES"/>
-        </w:rPr>
-      </w:r>
-      <w:r>
-        <w:rPr>
-          <w:vertAlign w:val="superscript"/>
-          <w:lang w:val="es_ES" w:bidi="es_ES"/>
-        </w:rPr>
-        <w:t>5</w:t>
-      </w:r>
-      <w:r>
-        <w:rPr>
-          <w:lang w:val="es_ES" w:bidi="es_ES"/>
-        </w:rPr>
-        <w:t xml:space="preserve"> Dice el Señor Todopoderoso:—Me acercaré a ustedes para juzgarlos. Seré testigo dispuesto contra los hechiceros, contra los adúlteros, contra los que juran en falso y contra los que explotan al obrero. Testigo seré contra los que oprimen a la viuda y al huérfano y contra los que niegan justicia al extranjero y no me temen.</w:t>
-      </w:r>
-    </w:p>
-    <w:p>
-      <w:pPr/>
-      <w:r>
-        <w:rPr>
-          <w:lang w:val="es_ES" w:bidi="es_ES"/>
-        </w:rPr>
-      </w:r>
-      <w:r>
-        <w:rPr>
-          <w:vertAlign w:val="superscript"/>
-          <w:lang w:val="es_ES" w:bidi="es_ES"/>
-        </w:rPr>
-        <w:t>6</w:t>
-      </w:r>
-      <w:r>
-        <w:rPr>
-          <w:lang w:val="es_ES" w:bidi="es_ES"/>
-        </w:rPr>
-        <w:t xml:space="preserve"> Yo, el Señor, no cambio. Por eso ustedes, descendientes de Jacob, no han sido destruidos.</w:t>
-      </w:r>
-    </w:p>
-    <w:p>
-      <w:pPr/>
-      <w:r>
-        <w:rPr>
-          <w:lang w:val="es_ES" w:bidi="es_ES"/>
-        </w:rPr>
-      </w:r>
-      <w:r>
-        <w:rPr>
-          <w:vertAlign w:val="superscript"/>
-          <w:lang w:val="es_ES" w:bidi="es_ES"/>
-        </w:rPr>
-        <w:t>7</w:t>
-      </w:r>
-      <w:r>
-        <w:rPr>
-          <w:lang w:val="es_ES" w:bidi="es_ES"/>
-        </w:rPr>
-        <w:t xml:space="preserve"> Dice el Señor Todopoderoso:—Desde los días de sus antepasados se han apartado de mis leyes y no las han guardado. Vuélvanse a mí y yo me volveré a ustedes. Aun así, preguntan:—¿En qué debemos volvernos?</w:t>
-      </w:r>
-    </w:p>
-    <w:p>
-      <w:pPr/>
-      <w:r>
-        <w:rPr>
-          <w:lang w:val="es_ES" w:bidi="es_ES"/>
-        </w:rPr>
-      </w:r>
-      <w:r>
-        <w:rPr>
-          <w:vertAlign w:val="superscript"/>
-          <w:lang w:val="es_ES" w:bidi="es_ES"/>
-        </w:rPr>
-        <w:t>8</w:t>
-      </w:r>
-      <w:r>
-        <w:rPr>
-          <w:lang w:val="es_ES" w:bidi="es_ES"/>
-        </w:rPr>
-        <w:t xml:space="preserve"> —¿Puede un ser humano robar a Dios? Sin embargo, ustedes me están robando. Y preguntan:—¿En qué te hemos robado?—En los diezmos y en las ofrendas.</w:t>
-      </w:r>
-    </w:p>
-    <w:p>
-      <w:pPr/>
-      <w:r>
-        <w:rPr>
-          <w:lang w:val="es_ES" w:bidi="es_ES"/>
-        </w:rPr>
-      </w:r>
-      <w:r>
-        <w:rPr>
-          <w:vertAlign w:val="superscript"/>
-          <w:lang w:val="es_ES" w:bidi="es_ES"/>
-        </w:rPr>
-        <w:t>9</w:t>
-      </w:r>
-      <w:r>
-        <w:rPr>
-          <w:lang w:val="es_ES" w:bidi="es_ES"/>
-        </w:rPr>
-        <w:t xml:space="preserve"> Toda la nación está bajo maldición, porque todos ustedes me están robando.</w:t>
-      </w:r>
-    </w:p>
-    <w:p>
-      <w:pPr/>
-      <w:r>
-        <w:rPr>
-          <w:lang w:val="es_ES" w:bidi="es_ES"/>
-        </w:rPr>
-      </w:r>
-      <w:r>
-        <w:rPr>
-          <w:vertAlign w:val="superscript"/>
-          <w:lang w:val="es_ES" w:bidi="es_ES"/>
-        </w:rPr>
-        <w:t>10</w:t>
-      </w:r>
-      <w:r>
-        <w:rPr>
-          <w:lang w:val="es_ES" w:bidi="es_ES"/>
-        </w:rPr>
-        <w:t xml:space="preserve"> Traigan todos los diezmos al almacén del templo para que haya alimento en mi casa. Pruébenme en esto. Verán cómo abro las compuertas del cielo y derramo sobre ustedes bendición en abundancia.</w:t>
-      </w:r>
-    </w:p>
-    <w:p>
-      <w:pPr/>
-      <w:r>
-        <w:rPr>
-          <w:lang w:val="es_ES" w:bidi="es_ES"/>
-        </w:rPr>
-      </w:r>
-      <w:r>
-        <w:rPr>
-          <w:vertAlign w:val="superscript"/>
-          <w:lang w:val="es_ES" w:bidi="es_ES"/>
-        </w:rPr>
-        <w:t>11</w:t>
-      </w:r>
-      <w:r>
-        <w:rPr>
-          <w:lang w:val="es_ES" w:bidi="es_ES"/>
-        </w:rPr>
-        <w:t xml:space="preserve"> Reprenderé al devorador para que no destruya sus cosechas, y las vides en el campo no perderán su fruto.</w:t>
-      </w:r>
-    </w:p>
-    <w:p>
-      <w:pPr/>
-      <w:r>
-        <w:rPr>
-          <w:lang w:val="es_ES" w:bidi="es_ES"/>
-        </w:rPr>
-      </w:r>
-      <w:r>
-        <w:rPr>
-          <w:vertAlign w:val="superscript"/>
-          <w:lang w:val="es_ES" w:bidi="es_ES"/>
-        </w:rPr>
-        <w:t>12</w:t>
-      </w:r>
-      <w:r>
-        <w:rPr>
-          <w:lang w:val="es_ES" w:bidi="es_ES"/>
-        </w:rPr>
-        <w:t xml:space="preserve"> Todas las naciones los llamarán dichosos, porque su tierra será una tierra de delicias.</w:t>
-      </w:r>
-    </w:p>
-    <w:p>
-      <w:pPr/>
-      <w:r>
-        <w:rPr>
-          <w:lang w:val="es_ES" w:bidi="es_ES"/>
-        </w:rPr>
-      </w:r>
-      <w:r>
-        <w:rPr>
-          <w:vertAlign w:val="superscript"/>
-          <w:lang w:val="es_ES" w:bidi="es_ES"/>
-        </w:rPr>
-        <w:t>13</w:t>
-      </w:r>
-      <w:r>
-        <w:rPr>
-          <w:lang w:val="es_ES" w:bidi="es_ES"/>
-        </w:rPr>
-        <w:t xml:space="preserve"> El Señor dice:—Ustedes han dicho cosas duras contra mí.Y aun así preguntan:—¿Qué hemos dicho contra ti?</w:t>
-      </w:r>
-    </w:p>
-    <w:p>
-      <w:pPr/>
-      <w:r>
-        <w:rPr>
-          <w:lang w:val="es_ES" w:bidi="es_ES"/>
-        </w:rPr>
-      </w:r>
-      <w:r>
-        <w:rPr>
-          <w:vertAlign w:val="superscript"/>
-          <w:lang w:val="es_ES" w:bidi="es_ES"/>
-        </w:rPr>
-        <w:t>14</w:t>
-      </w:r>
-      <w:r>
-        <w:rPr>
-          <w:lang w:val="es_ES" w:bidi="es_ES"/>
-        </w:rPr>
-        <w:t xml:space="preserve"> Ustedes han dicho:—No vale la pena servir a Dios. ¿Qué ganamos con cumplir sus mandatos y andar de luto delante del Señor Todopoderoso?</w:t>
-      </w:r>
-    </w:p>
-    <w:p>
-      <w:pPr/>
-      <w:r>
-        <w:rPr>
-          <w:lang w:val="es_ES" w:bidi="es_ES"/>
-        </w:rPr>
-      </w:r>
-      <w:r>
-        <w:rPr>
-          <w:vertAlign w:val="superscript"/>
-          <w:lang w:val="es_ES" w:bidi="es_ES"/>
-        </w:rPr>
-        <w:t>15</w:t>
-      </w:r>
-      <w:r>
-        <w:rPr>
-          <w:lang w:val="es_ES" w:bidi="es_ES"/>
-        </w:rPr>
-        <w:t xml:space="preserve"> Por eso decimos que los arrogantes son dichosos, que los que hacen el mal prosperan y los que desafían a Dios salen bien librados.</w:t>
-      </w:r>
-    </w:p>
-    <w:p>
-      <w:pPr/>
-      <w:r>
-        <w:rPr>
-          <w:lang w:val="es_ES" w:bidi="es_ES"/>
-        </w:rPr>
-      </w:r>
-      <w:r>
-        <w:rPr>
-          <w:vertAlign w:val="superscript"/>
-          <w:lang w:val="es_ES" w:bidi="es_ES"/>
-        </w:rPr>
-        <w:t>16</w:t>
-      </w:r>
-      <w:r>
-        <w:rPr>
-          <w:lang w:val="es_ES" w:bidi="es_ES"/>
-        </w:rPr>
-        <w:t xml:space="preserve"> Entonces los que temían al Señor hablaron entre ellos. El Señor escuchó y prestó atención. Se escribió un libro de memorias en su presencia para los que temen al Señor y honran su nombre.</w:t>
-      </w:r>
-    </w:p>
-    <w:p>
-      <w:pPr/>
-      <w:r>
-        <w:rPr>
-          <w:lang w:val="es_ES" w:bidi="es_ES"/>
-        </w:rPr>
-      </w:r>
-      <w:r>
-        <w:rPr>
-          <w:vertAlign w:val="superscript"/>
-          <w:lang w:val="es_ES" w:bidi="es_ES"/>
-        </w:rPr>
-        <w:t>17</w:t>
-      </w:r>
-      <w:r>
-        <w:rPr>
-          <w:lang w:val="es_ES" w:bidi="es_ES"/>
-        </w:rPr>
-        <w:t xml:space="preserve"> Dice el Señor Todopoderoso:—Ellos serán mi posesión más preciada. En el día del juicio los perdonaré, así como un padre perdona a su hijo que le sirve.</w:t>
+        <w:t xml:space="preserve"> Dice el Señor Todopoderoso: —Ellos serán mi posesión más preciada. En el día del juicio los perdonaré, así como un padre perdona a su hijo que le sirve.</w:t>
       </w:r>
     </w:p>
     <w:p>
